--- a/docs/submission/旭日伴粽同行小队-队伍成员声明.docx
+++ b/docs/submission/旭日伴粽同行小队-队伍成员声明.docx
@@ -259,7 +259,7 @@
           <w:b w:val="0"/>
           <w:sz w:val="22"/>
         </w:rPr>
-        <w:t>本队同时如实声明：开发过程中使用了 AI 编程助手（DeepSeek Harness）辅助编写代码与文档；需求确认、技术路线选择、方案取舍与验收标准由队伍成员决定，全部产出经队伍成员运行验证后才被接受。此项已在《第三方来源清单》第五节中主动披露。</w:t>
+        <w:t>本作品在 AGH（Agnes Harness）底座环境中开发与运行，模型服务由 AGH 统一接入：DeepSeek 为默认账号，负责主张拆分、事实审查与修正建议生成；Agnes（agnes-3.0-flash）用于独立复核修正建议，以降低同源偏差。需求确认、技术路线选择、方案取舍与验收标准由队伍成员决定，全部产出经队伍成员实际运行验证后才被接受。</w:t>
       </w:r>
     </w:p>
     <w:p>
